--- a/04_Plano_Relatorio_Testes_Safe_Student.docx
+++ b/04_Plano_Relatorio_Testes_Safe_Student.docx
@@ -363,7 +363,7 @@
         <w:jc w:val="both"/>
       </w:pPr>
       <w:r>
-        <w:t>A suíte foi executada localmente durante a revisão sênior: 24 testes aprovados, 0 falhas. Esse resultado é evidência da execução local da revisão e não deve ser confundido com o status do GitHub Actions; o CI deve ser conferido separadamente.</w:t>
+        <w:t>A suíte foi executada localmente durante a revisão sênior: 49 testes aprovados, 0 falhas. Esse resultado é evidência da execução local da revisão e não deve ser confundido com o status do GitHub Actions; o CI deve ser conferido separadamente.</w:t>
       </w:r>
     </w:p>
     <w:tbl>
@@ -2453,12 +2453,7 @@
               <w:spacing w:after="0"/>
             </w:pPr>
             <w:r>
-              <w:rPr>
-                <w:rFonts w:ascii="Times New Roman" w:hAnsi="Times New Roman"/>
-                <w:b w:val="0"/>
-                <w:sz w:val="18"/>
-              </w:rPr>
-              <w:t>24/24 na execução local da revisão.</w:t>
+              <w:t>49/49 na execução local da revisão.</w:t>
             </w:r>
           </w:p>
         </w:tc>
